--- a/docs/Типы рекламных роликов.docx
+++ b/docs/Типы рекламных роликов.docx
@@ -1242,6 +1242,14 @@
       <w:r>
         <w:lastRenderedPageBreak/>
         <w:t>Если вводного джингла в блоке нет, «Локальное промо со спонсором» стоит сразу за «Локальное промо без спонсора» (или первым в блоке).</w:t>
+      </w:r>
+    </w:p>
+    <w:p>
+      <w:pPr>
+        <w:spacing w:after="120"/>
+      </w:pPr>
+      <w:r>
+        <w:t>На «Европе Плюс» в блок, где есть «Локальное промо без спонсора», анонс не ставится: оставшееся время добивается только одним шифтом. Если ни один шифт не закрывает оставшееся время, блок помечается ошибкой (BlockError) и доделывается вручную.</w:t>
       </w:r>
     </w:p>
     <w:p>

--- a/docs/Типы рекламных роликов.docx
+++ b/docs/Типы рекламных роликов.docx
@@ -1242,6 +1242,14 @@
       <w:r>
         <w:lastRenderedPageBreak/>
         <w:t>Если вводного джингла в блоке нет, «Локальное промо со спонсором» стоит сразу за «Локальное промо без спонсора» (или первым в блоке).</w:t>
+      </w:r>
+    </w:p>
+    <w:p>
+      <w:pPr>
+        <w:spacing w:after="120"/>
+      </w:pPr>
+      <w:r>
+        <w:t>«Локальное промо без спонсора» всегда стоит вплотную перед вводным джинглом, даже когда блок склеен из нескольких окон и джингл оказался в середине блока.</w:t>
       </w:r>
     </w:p>
     <w:p>
